--- a/일본판/5부/5부_8화_겐모치의_그림자.docx
+++ b/일본판/5부/5부_8화_겐모치의_그림자.docx
@@ -92,7 +92,7 @@
           <w:color w:val="555555"/>
           <w:sz w:val="22"/>
         </w:rPr>
-        <w:t>(2024年12月3日(火)午前九時。汐見、真壁遼の事務所。机の上に、政治資金収支報告書の写しが三年分。令和三年分、四年分、五年分。県選管の閲覧室で、昨日の午後に灯と三浦が手分けして複写したものである。鉄瓶の煙が一本。榊は壁際の小机で、付箋の色を揃えている。)</w:t>
+        <w:t>(2024年12月3日(火)午前九時。汐見、真壁遼の事務所。机の上に政治資金収支報告書の写しが三年分。令和三年分、四年分、五年分。県選管の閲覧室で、昨日の午後に灯と三浦が手分けして複写したものである。鉄瓶の煙が一本。榊は壁際の小机で、付箋の色を揃えている。)</w:t>
       </w:r>
     </w:p>
     <w:p>
@@ -176,7 +176,7 @@
           <w:color w:val="555555"/>
           <w:sz w:val="22"/>
         </w:rPr>
-        <w:t>(遼は頷く。灯の隣で、三浦が別の紙を一枚、机の端に置く。)</w:t>
+        <w:t>(遼は頷く。灯の隣で三浦が別の紙を一枚、机の端に置く。)</w:t>
       </w:r>
     </w:p>
     <w:p>
@@ -199,7 +199,7 @@
           <w:i w:val="0"/>
           <w:sz w:val="22"/>
         </w:rPr>
-        <w:t>こちらは法人登記です。昨日、法務局の窓口で、登記事項証明書を取りました。北辰地所の役員は六人。そのうち一人は、鷲尾建設の元常務と、お名前が同じです。</w:t>
+        <w:t>こちらは法人登記です。昨日、法務局の窓口で登記事項証明書を取りました。北辰地所の役員は六人。そのうち一人は、鷲尾建設の元常務と、お名前が同じです。</w:t>
       </w:r>
     </w:p>
     <w:p>
@@ -260,7 +260,7 @@
           <w:color w:val="555555"/>
           <w:sz w:val="22"/>
         </w:rPr>
-        <w:t>(宇佐美が、電話口で話している。机の上の受話器から、低い声が出る。)</w:t>
+        <w:t>(宇佐美が電話口で話している。机の上の受話器から、低い声が出る。)</w:t>
       </w:r>
     </w:p>
     <w:p>
@@ -329,7 +329,7 @@
           <w:i w:val="0"/>
           <w:sz w:val="22"/>
         </w:rPr>
-        <w:t>金の出どころ。二つの寄附の関係。受けた側が、知っていたか。この三つは、紙には載っていない。載っていないものを、書くのは推測だ。推測を書けば、君の紙が、あの動画と同じ側に立つ。</w:t>
+        <w:t>金の出どころ。二つの寄附の関係。受けた側が、知っていたか。この三つは、紙には載っていない。載っていないものを、書くのは推測だ。推測を書けば、君の紙があの動画と同じ側に立つ。</w:t>
       </w:r>
     </w:p>
     <w:p>
@@ -390,7 +390,7 @@
           <w:i w:val="0"/>
           <w:sz w:val="22"/>
         </w:rPr>
-        <w:t>見解を待たない。待てば、待つほど、こちらが材料を温めていたように見える。(榊を見る)榊さん、四ページに収まりますか。</w:t>
+        <w:t>見解を待たない。待てば待つほど、こちらが材料を温めていたように見える。(榊を見る)榊さん、四ページに収まりますか。</w:t>
       </w:r>
     </w:p>
     <w:p>
@@ -436,7 +436,7 @@
           <w:i w:val="0"/>
           <w:sz w:val="22"/>
         </w:rPr>
-        <w:t>それで出します。倉前さんと、国民第一党には、公開の前日に、紙を送ります。驚かせたくない。</w:t>
+        <w:t>それで出します。倉前さんと国民第一党には、公開の前日に、紙を送ります。驚かせたくない。</w:t>
       </w:r>
     </w:p>
     <w:p>
@@ -451,7 +451,7 @@
           <w:color w:val="555555"/>
           <w:sz w:val="22"/>
         </w:rPr>
-        <w:t>(三浦が、淹れたばかりのほうじ茶を、榊の小机に置く。榊は湯呑みを両手で持ち、手のひらに当てるだけで、口には運ばない。)</w:t>
+        <w:t>(三浦が淹れたばかりのほうじ茶を、榊の小机に置く。榊は湯呑みを両手で持ち、手のひらに当てるだけで、口には運ばない。)</w:t>
       </w:r>
     </w:p>
     <w:p>
@@ -489,7 +489,7 @@
           <w:color w:val="555555"/>
           <w:sz w:val="22"/>
         </w:rPr>
-        <w:t>(鉄瓶が、小さく鳴る。)</w:t>
+        <w:t>(鉄瓶が小さく鳴る。)</w:t>
       </w:r>
     </w:p>
     <w:p>
@@ -542,7 +542,7 @@
           <w:i w:val="0"/>
           <w:sz w:val="22"/>
         </w:rPr>
-        <w:t>お集まりいただき、ありがとうございます。今日は、四ページの資料を、そのまま読みます。</w:t>
+        <w:t>お集まりいただき、ありがとうございます。今日は四ページの資料を、そのまま読みます。</w:t>
       </w:r>
     </w:p>
     <w:p>
@@ -580,7 +580,7 @@
           <w:i w:val="0"/>
           <w:sz w:val="22"/>
         </w:rPr>
-        <w:t>確認できたこと。一つ。北辰地所株式会社は、令和三年から五年まで、倉前隆之後援会に、毎年百五十万円を寄附しています。二つ。同社は、令和五年に、国民第一党奥浜県支部に、二口で百二十万円を寄附しています。三つ。同社の役員のうち一名は、鷲尾建設の元常務と、同じお名前です。同一人物かどうかは、確認していません。</w:t>
+        <w:t>確認できたこと。一つ。北辰地所株式会社は、令和三年から五年まで、倉前隆之後援会に、毎年百五十万円を寄附しています。二つ。同社は令和五年に国民第一党奥浜県支部に、二口で百二十万円を寄附しています。三つ。同社の役員のうち一名は、鷲尾建設の元常務と、同じお名前です。同一人物かどうかは、確認していません。</w:t>
       </w:r>
     </w:p>
     <w:p>
@@ -679,7 +679,7 @@
           <w:i w:val="0"/>
           <w:sz w:val="22"/>
         </w:rPr>
-        <w:t>資料に書いたとおり、役員名簿の一行です。それ以上は、僕には言えません。見ているのではなく、並べているだけです。</w:t>
+        <w:t>資料に書いたとおり、役員名簿の一行です。それ以上は僕には言えません。見ているのではなく、並べているだけです。</w:t>
       </w:r>
     </w:p>
     <w:p>
@@ -702,7 +702,7 @@
           <w:i w:val="0"/>
           <w:sz w:val="22"/>
         </w:rPr>
-        <w:t>倉前さんにも、剣持さんにも、不利な資料を、なぜ今、出されるのですか。ご自身の選挙の追い風にならない、との見方も出るでしょう。</w:t>
+        <w:t>倉前さんにも剣持さんにも不利な資料を、なぜ今、出されるのですか。ご自身の選挙の追い風にならない、との見方も出るでしょう。</w:t>
       </w:r>
     </w:p>
     <w:p>
@@ -725,7 +725,7 @@
           <w:i w:val="0"/>
           <w:sz w:val="22"/>
         </w:rPr>
-        <w:t>不利かどうかは、僕が決めることではないと思います。選管の閲覧室に行けば、誰でも同じ紙が見られる。だったら、早く、一か所にまとめて出したほうが、皆さんの手間が減ります。</w:t>
+        <w:t>不利かどうかは僕が決めることではないと思います。選管の閲覧室に行けば、誰でも同じ紙が見られる。だったら、早く、一か所にまとめて出したほうが、皆さんの手間が減ります。</w:t>
       </w:r>
     </w:p>
     <w:p>
@@ -786,7 +786,7 @@
           <w:i w:val="0"/>
           <w:sz w:val="22"/>
         </w:rPr>
-        <w:t>訴えたいことは、ありません。有権者に、並んでいるという事実を、先に知ってほしい。それだけです。</w:t>
+        <w:t>訴えたいことは、ありません。有権者に並んでいるという事実を、先に知ってほしい。それだけです。</w:t>
       </w:r>
     </w:p>
     <w:p>
@@ -801,7 +801,7 @@
           <w:color w:val="555555"/>
           <w:sz w:val="22"/>
         </w:rPr>
-        <w:t>(閉会後、受付の脇で、津村が灯に近づく。声は低いが、険しくはない。)</w:t>
+        <w:t>(閉会後、受付の脇で津村が灯に近づく。声は低いが険しくはない。)</w:t>
       </w:r>
     </w:p>
     <w:p>
@@ -870,7 +870,7 @@
           <w:i w:val="0"/>
           <w:sz w:val="22"/>
         </w:rPr>
-        <w:t>……そう書かれると、反論の材料が、なくなるんですよ。</w:t>
+        <w:t>……そう書かれると、反論の材料がなくなるんですよ。</w:t>
       </w:r>
     </w:p>
     <w:p>
@@ -1114,7 +1114,7 @@
           <w:color w:val="555555"/>
           <w:sz w:val="22"/>
         </w:rPr>
-        <w:t>(遼は財布から五十円玉を出し、ほうじ茶の缶を買って、一本を倉前に渡す。二人は売店の脇の、背もたれのないベンチに並んで座る。缶の湯気が、すぐに消える。)</w:t>
+        <w:t>(遼は財布から五十円玉を出し、ほうじ茶の缶を買って、一本を倉前に渡す。二人は売店の脇の、背もたれのないベンチに並んで座る。缶の湯気がすぐに消える。)</w:t>
       </w:r>
     </w:p>
     <w:p>
@@ -1183,7 +1183,7 @@
           <w:i w:val="0"/>
           <w:sz w:val="22"/>
         </w:rPr>
-        <w:t>僕はね、年明けに出されていたら、君を疑った。今は、疑っていない。そこは言っておく。津村は怒っていた。僕は、怒れないだけだ。</w:t>
+        <w:t>僕はね、年明けに出されていたら、君を疑った。今は疑っていない。そこは言っておく。津村は怒っていた。僕は怒れないだけだ。</w:t>
       </w:r>
     </w:p>
     <w:p>
@@ -1229,7 +1229,7 @@
           <w:i w:val="0"/>
           <w:sz w:val="22"/>
         </w:rPr>
-        <w:t>後援会の寄附は、会計責任者が見る。僕は報告書に判を押す。その判の重さを、今、確かめている最中だ。(缶を両手で包む)知っていたとも、知らなかったとも、今は言わない。言えば、どちらでも、言い訳になる。</w:t>
+        <w:t>後援会の寄附は会計責任者が見る。僕は報告書に判を押す。その判の重さを今、確かめている最中だ。(缶を両手で包む)知っていたとも、知らなかったとも、今は言わない。言えば、どちらでも言い訳になる。</w:t>
       </w:r>
     </w:p>
     <w:p>
@@ -1252,7 +1252,7 @@
           <w:i w:val="0"/>
           <w:sz w:val="22"/>
         </w:rPr>
-        <w:t>返金は、されますか。</w:t>
+        <w:t>返金はされますか。</w:t>
       </w:r>
     </w:p>
     <w:p>
@@ -1275,7 +1275,7 @@
           <w:i w:val="0"/>
           <w:sz w:val="22"/>
         </w:rPr>
-        <w:t>返すとも、返さないとも、まだ言わない。返した側に立つのも、返さない側に立つのも、確かめたあとだ。</w:t>
+        <w:t>返すとも返さないともまだ言わない。返した側に立つのも、返さない側に立つのも、確かめたあとだ。</w:t>
       </w:r>
     </w:p>
     <w:p>
@@ -1290,7 +1290,7 @@
           <w:color w:val="555555"/>
           <w:sz w:val="22"/>
         </w:rPr>
-        <w:t>(遼は、缶の飲み口を見る。口をつけずに、膝の上で回す。)</w:t>
+        <w:t>(遼は缶の飲み口を見る。口をつけずに、膝の上で回す。)</w:t>
       </w:r>
     </w:p>
     <w:p>
@@ -1313,7 +1313,7 @@
           <w:i w:val="0"/>
           <w:sz w:val="22"/>
         </w:rPr>
-        <w:t>倉前さん。僕は、その答えを、責めません。責める材料が、紙に載っていないので。</w:t>
+        <w:t>倉前さん。僕はその答えを、責めません。責める材料が、紙に載っていないので。</w:t>
       </w:r>
     </w:p>
     <w:p>
@@ -1336,7 +1336,7 @@
           <w:i w:val="0"/>
           <w:sz w:val="22"/>
         </w:rPr>
-        <w:t>載っていないことを、責めない。(短く笑う)君の父上が、そういう人だったと、僕の父が言っていた。「真壁功は、数字は責めるが、人は責めない」と。</w:t>
+        <w:t>載っていないことを、責めない。(短く笑う)君の父上がそういう人だったと、僕の父が言っていた。「真壁功は数字は責めるが、人は責めない」と。</w:t>
       </w:r>
     </w:p>
     <w:p>
@@ -1420,7 +1420,7 @@
           <w:i w:val="0"/>
           <w:sz w:val="22"/>
         </w:rPr>
-        <w:t>剣持は、僕の友人ではない。連立の相手に、なり得るとも思わない。ただ、あの男は、言葉で票を取る。僕は顔と足で取る。君は、紙で取ろうとしている。取り方が違うだけで、取ろうとしているのは三人とも同じだ。</w:t>
+        <w:t>剣持は僕の友人ではない。連立の相手に、なり得るとも思わない。ただ、あの男は、言葉で票を取る。僕は顔と足で取る。君は紙で取ろうとしている。取り方が違うだけで、取ろうとしているのは三人とも同じだ。</w:t>
       </w:r>
     </w:p>
     <w:p>
@@ -1466,7 +1466,7 @@
           <w:i w:val="0"/>
           <w:sz w:val="22"/>
         </w:rPr>
-        <w:t>一つだけ、頼みがある。(立ち上がる)剣持が君に何かを仕掛けてきたら、乗る前に、一晩置け。あの男の言葉は、一晩置くと形が見える。</w:t>
+        <w:t>一つだけ、頼みがある。(立ち上がる)剣持が君に何かを仕掛けてきたら、乗る前に一晩置け。あの男の言葉は、一晩置くと形が見える。</w:t>
       </w:r>
     </w:p>
     <w:p>
@@ -1481,7 +1481,7 @@
           <w:color w:val="555555"/>
           <w:sz w:val="22"/>
         </w:rPr>
-        <w:t>(倉前は缶を片手に、エレベーターのほうへ歩いていく。遼は、残った缶のほうじ茶を、ゆっくり飲み干す。冷めている。それでも、飲み干す。)</w:t>
+        <w:t>(倉前は缶を片手に、エレベーターのほうへ歩いていく。遼は残った缶のほうじ茶を、ゆっくり飲み干す。冷めている。それでも、飲み干す。)</w:t>
       </w:r>
     </w:p>
     <w:p>
@@ -1605,7 +1605,7 @@
           <w:i w:val="0"/>
           <w:sz w:val="22"/>
         </w:rPr>
-        <w:t>先生。昨日の剣持代表の会見は、動画で見ました。要点だけ、お伝えしてよろしいですか。</w:t>
+        <w:t>先生。昨日の剣持代表の会見は、動画で見ました。要点だけお伝えしてよろしいですか。</w:t>
       </w:r>
     </w:p>
     <w:p>
@@ -1651,7 +1651,7 @@
           <w:i w:val="0"/>
           <w:sz w:val="22"/>
         </w:rPr>
-        <w:t>「北辰地所から寄附を受けて何が悪い。日本の会社が、日本の政党に金を出した。それだけだ」「悪いのは、汗をかかない者が、日本人の席に座ることだ」「世襲の坊ちゃんに、浜通りの漁師の気持ちがわかるか」。最後の一文は、先生の地元に、わざと向けています。</w:t>
+        <w:t>「北辰地所から寄附を受けて何が悪い。日本の会社が、日本の政党に金を出した。それだけだ」「悪いのは汗をかかない者が、日本人の席に座ることだ」「世襲の坊ちゃんに、浜通りの漁師の気持ちがわかるか」。最後の一文は、先生の地元に、わざと向けています。</w:t>
       </w:r>
     </w:p>
     <w:p>
@@ -1804,7 +1804,7 @@
           <w:i w:val="0"/>
           <w:sz w:val="22"/>
         </w:rPr>
-        <w:t>代表の希望です。外国人の受け入れ政策について、真壁先生と公開の場で、一対一で話したい。日時と場所は、会談の席で。</w:t>
+        <w:t>代表の希望です。外国人の受け入れ政策について、真壁先生と公開の場で、一対一で話したい。日時と場所は会談の席で。</w:t>
       </w:r>
     </w:p>
     <w:p>
@@ -1865,7 +1865,7 @@
           <w:i w:val="0"/>
           <w:sz w:val="22"/>
         </w:rPr>
-        <w:t>会談は、お受けします。討論は、会談の席で、こちらの条件を出します。</w:t>
+        <w:t>会談はお受けします。討論は会談の席で、こちらの条件を出します。</w:t>
       </w:r>
     </w:p>
     <w:p>
@@ -1995,7 +1995,7 @@
           <w:i w:val="0"/>
           <w:sz w:val="22"/>
         </w:rPr>
-        <w:t>台本でも、嘘ではないかもしれない。……倉前さんに言われた。一晩置け、と。今夜は、置く。</w:t>
+        <w:t>台本でも、嘘ではないかもしれない。……倉前さんに言われた。一晩置け、と。今夜は置く。</w:t>
       </w:r>
     </w:p>
     <w:p>
@@ -2048,7 +2048,7 @@
           <w:i w:val="0"/>
           <w:sz w:val="22"/>
         </w:rPr>
-        <w:t>先生、こちらはうちの船で、三年目になる、グエン・ヴァン・ホアさん。ホアって呼んでんだ。</w:t>
+        <w:t>先生こちらはうちの船で、三年目になる、グエン・ヴァン・ホアさん。ホアって呼んでんだ。</w:t>
       </w:r>
     </w:p>
     <w:p>
@@ -2117,7 +2117,7 @@
           <w:i w:val="0"/>
           <w:sz w:val="22"/>
         </w:rPr>
-        <w:t>はい。日本語は、まだ、間違えます。でも、「おはよう」は、一番、早く覚えました。</w:t>
+        <w:t>はい。日本語はまだ、間違えます。でも「おはよう」は一番、早く覚えました。</w:t>
       </w:r>
     </w:p>
     <w:p>
@@ -2132,7 +2132,7 @@
           <w:color w:val="555555"/>
           <w:sz w:val="22"/>
         </w:rPr>
-        <w:t>(女将が、まだ誰の湯呑みにも手を付けていない座卓の上から、急須を持ち上げる。ホアのほうに、体を向ける。)</w:t>
+        <w:t>(女将がまだ誰の湯呑みにも手を付けていない座卓の上から、急須を持ち上げる。ホアのほうに、体を向ける。)</w:t>
       </w:r>
     </w:p>
     <w:p>
@@ -2155,7 +2155,7 @@
           <w:i w:val="0"/>
           <w:sz w:val="22"/>
         </w:rPr>
-        <w:t>今日の一杯目は、あんただ。いちばん遠くから来て、いちばん長く待ってでくれだ人が、先だべ。</w:t>
+        <w:t>今日の一杯目はあんただ。いちばん遠くから来て、いちばん長く待ってでくれだ人が、先だべ。</w:t>
       </w:r>
     </w:p>
     <w:p>
@@ -2178,7 +2178,7 @@
           <w:i w:val="0"/>
           <w:sz w:val="22"/>
         </w:rPr>
-        <w:t>……私が、ですか。</w:t>
+        <w:t>……私がですか。</w:t>
       </w:r>
     </w:p>
     <w:p>
@@ -2239,7 +2239,7 @@
           <w:i w:val="0"/>
           <w:sz w:val="22"/>
         </w:rPr>
-        <w:t>あのね、先生。この子、前はごみ出しで、ちょっと揉めだんだ。</w:t>
+        <w:t>あのね、先生。この子、前はごみ出しでちょっと揉めだんだ。</w:t>
       </w:r>
     </w:p>
     <w:p>
@@ -2262,7 +2262,7 @@
           <w:i w:val="0"/>
           <w:sz w:val="22"/>
         </w:rPr>
-        <w:t>朝の、燃えるごみの日。私が、曜日を、間違えました。隣のおじいさんに、強く、言われました。</w:t>
+        <w:t>朝の燃えるごみの日。私が曜日を間違えました。隣のおじいさんに、強く、言われました。</w:t>
       </w:r>
     </w:p>
     <w:p>
@@ -2323,7 +2323,7 @@
           <w:color w:val="555555"/>
           <w:sz w:val="22"/>
         </w:rPr>
-        <w:t>(浜野が、茶を一口飲んで、湯呑みを置く。)</w:t>
+        <w:t>(浜野が茶を一口飲んで、湯呑みを置く。)</w:t>
       </w:r>
     </w:p>
     <w:p>
@@ -2346,7 +2346,7 @@
           <w:i w:val="0"/>
           <w:sz w:val="22"/>
         </w:rPr>
-        <w:t>おらは、外から来だ者を悪ぐ言う気は、ねえ。ここの者だけでは、船は出ねえ。ただな、昨日の剣持のテレビ、おっかねえ顔してだ。あれ見でっと、隣のおじいさんの顔まで、変わりそうでな。</w:t>
+        <w:t>おらは外から来だ者を悪ぐ言う気は、ねえ。ここの者だけでは、船は出ねえ。ただな昨日の剣持のテレビ、おっかねえ顔してだ。あれ見でっと隣のおじいさんの顔まで、変わりそうでな。</w:t>
       </w:r>
     </w:p>
     <w:p>
@@ -2369,7 +2369,7 @@
           <w:i w:val="0"/>
           <w:sz w:val="22"/>
         </w:rPr>
-        <w:t>……私は、先週、スーパーのレジで、お金を、手で受け取ってもらえませんでした。トレーに、置かれました。(笑おうとして、やめる)剣持さんのテレビのあと、です。</w:t>
+        <w:t>……私は先週、スーパーのレジで、お金を手で受け取ってもらえませんでした。トレーに置かれました。(笑おうとして、やめる)剣持さんのテレビのあと、です。</w:t>
       </w:r>
     </w:p>
     <w:p>
@@ -2384,7 +2384,7 @@
           <w:color w:val="555555"/>
           <w:sz w:val="22"/>
         </w:rPr>
-        <w:t>(座敷が、静かになる。翔太が、膝の上で手を握る。)</w:t>
+        <w:t>(座敷が静かになる。翔太が、膝の上で手を握る。)</w:t>
       </w:r>
     </w:p>
     <w:p>
@@ -2407,7 +2407,7 @@
           <w:i w:val="0"/>
           <w:sz w:val="22"/>
         </w:rPr>
-        <w:t>おら、答えられながった。昨日、ホアさんに聞がれだ。「僕は、先に帰ったほうが、いいですか」って。</w:t>
+        <w:t>おら答えられながった。昨日、ホアさんに聞がれだ。「僕は先に帰ったほうが、いいですか」って。</w:t>
       </w:r>
     </w:p>
     <w:p>
@@ -2491,7 +2491,7 @@
           <w:i w:val="0"/>
           <w:sz w:val="22"/>
         </w:rPr>
-        <w:t>僕は、外国人政策の専門家ではありません。だから、わかる範囲で。まず、人を国籍で呼んで、「あっちが敵だ」と言う言葉には、反対です。誰かを憎ませて票を取る言葉は、手を離れたあと、言った人の思うように歩きません。</w:t>
+        <w:t>僕は外国人政策の専門家ではありません。だからわかる範囲で。まず人を国籍で呼んで、「あっちが敵だ」と言う言葉には、反対です。誰かを憎ませて票を取る言葉は、手を離れたあと、言った人の思うように歩きません。</w:t>
       </w:r>
     </w:p>
     <w:p>
@@ -2537,7 +2537,7 @@
           <w:i w:val="0"/>
           <w:sz w:val="22"/>
         </w:rPr>
-        <w:t>言っていません。でも、「日本人が先だ」は、聞く人が、続きを勝手に足します。足されたあとの責任は、言った人にもある。</w:t>
+        <w:t>言っていません。でも「日本人が先だ」は聞く人が、続きを勝手に足します。足されたあとの責任は、言った人にもある。</w:t>
       </w:r>
     </w:p>
     <w:p>
@@ -2552,7 +2552,7 @@
           <w:color w:val="555555"/>
           <w:sz w:val="22"/>
         </w:rPr>
-        <w:t>(遼は、ホアのほうを向く。)</w:t>
+        <w:t>(遼はホアのほうを向く。)</w:t>
       </w:r>
     </w:p>
     <w:p>
@@ -2575,7 +2575,7 @@
           <w:i w:val="0"/>
           <w:sz w:val="22"/>
         </w:rPr>
-        <w:t>もう一つ。ホアさん、日本に来る前に、仲介の人にお金を払いましたか。</w:t>
+        <w:t>もう一つ。ホアさん、日本に来る前に仲介の人にお金を払いましたか。</w:t>
       </w:r>
     </w:p>
     <w:p>
@@ -2598,7 +2598,7 @@
           <w:i w:val="0"/>
           <w:sz w:val="22"/>
         </w:rPr>
-        <w:t>……はい。八十万円。国の、銀行から借りて。三年で、返しました。</w:t>
+        <w:t>……はい。八十万円。国の銀行から借りて。三年で、返しました。</w:t>
       </w:r>
     </w:p>
     <w:p>
@@ -2621,7 +2621,7 @@
           <w:i w:val="0"/>
           <w:sz w:val="22"/>
         </w:rPr>
-        <w:t>そのお金のせいで、断れない仕事が、ありませんでしたか。</w:t>
+        <w:t>そのお金のせいで、断れない仕事がありませんでしたか。</w:t>
       </w:r>
     </w:p>
     <w:p>
@@ -2644,7 +2644,7 @@
           <w:i w:val="0"/>
           <w:sz w:val="22"/>
         </w:rPr>
-        <w:t>あります。最初の船は、休みが、ありませんでした。</w:t>
+        <w:t>あります。最初の船は、休みがありませんでした。</w:t>
       </w:r>
     </w:p>
     <w:p>
@@ -2667,7 +2667,7 @@
           <w:i w:val="0"/>
           <w:sz w:val="22"/>
         </w:rPr>
-        <w:t>そういう借金を背負って来る人が、条件の悪い仕事を断れない。そうすると、同じ現場の日本人の賃金まで、下がる。だから、僕は、ルールを守る人を国籍で分けるより、ルールを破らせる仕組みのほうを変えたい。仲介料の上限と、転職の自由と、日本語を学ぶ時間。そこからです。</w:t>
+        <w:t>そういう借金を背負って来る人が、条件の悪い仕事を断れない。そうすると同じ現場の日本人の賃金まで、下がる。だから、僕はルールを守る人を国籍で分けるより、ルールを破らせる仕組みのほうを変えたい。仲介料の上限と、転職の自由と日本語を学ぶ時間。そこからです。</w:t>
       </w:r>
     </w:p>
     <w:p>
@@ -2705,7 +2705,7 @@
           <w:color w:val="555555"/>
           <w:sz w:val="22"/>
         </w:rPr>
-        <w:t>(浜野が、湯呑みを持って、立ち上がる。座の端を回って、遼の前に座り直す。急須を取り、遼の湯呑みに注ぐ。)</w:t>
+        <w:t>(浜野が湯呑みを持って、立ち上がる。座の端を回って、遼の前に座り直す。急須を取り、遼の湯呑みに注ぐ。)</w:t>
       </w:r>
     </w:p>
     <w:p>
@@ -2751,7 +2751,7 @@
           <w:i w:val="0"/>
           <w:sz w:val="22"/>
         </w:rPr>
-        <w:t>買います。ただし、買う場所は、自分で選びます。</w:t>
+        <w:t>買います。ただし、買う場所は自分で選びます。</w:t>
       </w:r>
     </w:p>
     <w:p>
@@ -2774,7 +2774,7 @@
           <w:i w:val="0"/>
           <w:sz w:val="22"/>
         </w:rPr>
-        <w:t>選ぶ場所は、公開の席だと思います。……その日は、私も、ここの話を持って行きます。</w:t>
+        <w:t>選ぶ場所は、公開の席だと思います。……その日は、私もここの話を持って行きます。</w:t>
       </w:r>
     </w:p>
     <w:p>
@@ -2789,7 +2789,7 @@
           <w:color w:val="555555"/>
           <w:sz w:val="22"/>
         </w:rPr>
-        <w:t>(ホアが、おずおずと、自分の湯呑みを持ち上げる。)</w:t>
+        <w:t>(ホアがおずおずと、自分の湯呑みを持ち上げる。)</w:t>
       </w:r>
     </w:p>
     <w:p>
@@ -2827,7 +2827,7 @@
           <w:color w:val="555555"/>
           <w:sz w:val="22"/>
         </w:rPr>
-        <w:t>(座敷に、短く温かい笑いが広がる。浜野が、鼻を鳴らす。)</w:t>
+        <w:t>(座敷に短く温かい笑いが広がる。浜野が、鼻を鳴らす。)</w:t>
       </w:r>
     </w:p>
     <w:p>
@@ -2857,7 +2857,7 @@
           <w:color w:val="555555"/>
           <w:sz w:val="22"/>
         </w:rPr>
-        <w:t>(2024年12月17日(火)午後二時。国会内、国民第一党の代表室。壁に、太い筆で書かれた額が一つ。「まず、日本人から。」窓際に、肩幅の広い男が立っている。剣持巌、五十八歳。港の荷役から叩き上げた体で、スーツは新しいが、袖口だけ少し擦れている。)</w:t>
+        <w:t>(2024年12月17日(火)午後二時。国会内、国民第一党の代表室。壁に太い筆で書かれた額が一つ。「まず日本人から。」窓際に肩幅の広い男が立っている。剣持巌、五十八歳。港の荷役から叩き上げた体で、スーツは新しいが、袖口だけ少し擦れている。)</w:t>
       </w:r>
     </w:p>
     <w:p>
@@ -2979,7 +2979,7 @@
           <w:color w:val="555555"/>
           <w:sz w:val="22"/>
         </w:rPr>
-        <w:t>(遼は紙コップを両手で取り、ひと口飲む。志賀が、微かに瞬きをする。)</w:t>
+        <w:t>(遼は紙コップを両手で取り、ひと口飲む。志賀が微かに瞬きをする。)</w:t>
       </w:r>
     </w:p>
     <w:p>
@@ -3002,7 +3002,7 @@
           <w:i w:val="0"/>
           <w:sz w:val="22"/>
         </w:rPr>
-        <w:t>先に、北辰地所の件を言う。君の紙は、読んだ。三ページ目まで、一言も間違っていない。腹が立つくらい、正確だ。</w:t>
+        <w:t>先に北辰地所の件を言う。君の紙は読んだ。三ページ目まで、一言も間違っていない。腹が立つくらい、正確だ。</w:t>
       </w:r>
     </w:p>
     <w:p>
@@ -3048,7 +3048,7 @@
           <w:i w:val="0"/>
           <w:sz w:val="22"/>
         </w:rPr>
-        <w:t>国民第一党は、貧乏な党だ。県の支部の年間収入は、地方の中小企業ひとつ分もない。二口で百二十万円は、ありがたい。誰の口から出た金か、確かめる余裕は、うちにはない。大きな党は、確かめる余裕があるのに、確かめない。その差は、そこだ。</w:t>
+        <w:t>国民第一党は貧乏な党だ。県の支部の年間収入は、地方の中小企業ひとつ分もない。二口で百二十万円は、ありがたい。誰の口から出た金か、確かめる余裕は、うちにはない。大きな党は確かめる余裕があるのに、確かめない。その差はそこだ。</w:t>
       </w:r>
     </w:p>
     <w:p>
@@ -3071,7 +3071,7 @@
           <w:i w:val="0"/>
           <w:sz w:val="22"/>
         </w:rPr>
-        <w:t>僕も、確かめる余裕があるとは言えません。今日は、確かめていないと言うために、来ました。</w:t>
+        <w:t>僕も確かめる余裕があるとは言えません。今日は、確かめていないと言うために、来ました。</w:t>
       </w:r>
     </w:p>
     <w:p>
@@ -3140,7 +3140,7 @@
           <w:i w:val="0"/>
           <w:sz w:val="22"/>
         </w:rPr>
-        <w:t>知っている。言わないから、始末が悪い。(初めて机に近づく)言われれば、俺は怒鳴り返せる。言わないのでは、怒鳴る相手が、いない。</w:t>
+        <w:t>知っている。言わないから、始末が悪い。(初めて机に近づく)言われれば、俺は怒鳴り返せる。言わないのでは、怒鳴る相手がいない。</w:t>
       </w:r>
     </w:p>
     <w:p>
@@ -3178,7 +3178,7 @@
           <w:i w:val="0"/>
           <w:sz w:val="22"/>
         </w:rPr>
-        <w:t>一つ、教えてやる。言葉の本質は、書かれることじゃない。聞こえることだ。改札口で、子供を抱いた母親が、立ち止まらずに聞ける長さがある。七文字から十二文字だ。それ以上は、聞いた人間が、家まで持って帰れない。</w:t>
+        <w:t>一つ、教えてやる。言葉の本質は、書かれることじゃない。聞こえることだ。改札口で子供を抱いた母親が、立ち止まらずに聞ける長さがある。七文字から十二文字だ。それ以上は聞いた人間が、家まで持って帰れない。</w:t>
       </w:r>
     </w:p>
     <w:p>
@@ -3201,7 +3201,7 @@
           <w:i w:val="0"/>
           <w:sz w:val="22"/>
         </w:rPr>
-        <w:t>「まず、日本人から」は、七文字ですね。</w:t>
+        <w:t>「まず、日本人から」は七文字ですね。</w:t>
       </w:r>
     </w:p>
     <w:p>
@@ -3224,7 +3224,7 @@
           <w:i w:val="0"/>
           <w:sz w:val="22"/>
         </w:rPr>
-        <w:t>そうだ。七文字だから、字の読めない爺さんにも届く。君の紙は、四ページある。読める人間は、四ページ分、しか読まない。</w:t>
+        <w:t>そうだ。七文字だから、字の読めない爺さんにも届く。君の紙は四ページある。読める人間は四ページ分、しか読まない。</w:t>
       </w:r>
     </w:p>
     <w:p>
@@ -3247,7 +3247,7 @@
           <w:i w:val="0"/>
           <w:sz w:val="22"/>
         </w:rPr>
-        <w:t>持って帰れない言葉は、置いてきます。僕は、持って帰った人が、あとから読み直せる紙を置いていきます。</w:t>
+        <w:t>持って帰れない言葉は、置いてきます。僕は持って帰った人が、あとから読み直せる紙を置いていきます。</w:t>
       </w:r>
     </w:p>
     <w:p>
@@ -3308,7 +3308,7 @@
           <w:color w:val="555555"/>
           <w:sz w:val="22"/>
         </w:rPr>
-        <w:t>(灯の鉛筆が、一度止まる。志賀が、窓の外に視線を逃がす。)</w:t>
+        <w:t>(灯の鉛筆が、一度止まる。志賀が窓の外に視線を逃がす。)</w:t>
       </w:r>
     </w:p>
     <w:p>
@@ -3331,7 +3331,7 @@
           <w:i w:val="0"/>
           <w:sz w:val="22"/>
         </w:rPr>
-        <w:t>では、本題だ。外国人の問題で、公開の場で、一対一でやろう。俺は一つしか聞かない。「災害のとき、日本人と外国人、どちらを先に助けるか」。答えられるか。</w:t>
+        <w:t>では本題だ。外国人の問題で、公開の場で一対一でやろう。俺は一つしか聞かない。「災害のとき、日本人と外国人、どちらを先に助けるか」。答えられるか。</w:t>
       </w:r>
     </w:p>
     <w:p>
@@ -3354,7 +3354,7 @@
           <w:i w:val="0"/>
           <w:sz w:val="22"/>
         </w:rPr>
-        <w:t>その場で、答えます。ただ、今は、言いません。質問の形が正しいかどうかを、その場で確かめたいからです。</w:t>
+        <w:t>その場で答えます。ただ、今は言いません。質問の形が正しいかどうかを、その場で確かめたいからです。</w:t>
       </w:r>
     </w:p>
     <w:p>
@@ -3400,7 +3400,7 @@
           <w:i w:val="0"/>
           <w:sz w:val="22"/>
         </w:rPr>
-        <w:t>一つだけ、今、言えます。助けを求める声に、国籍を尋ねる余裕は、ありません。ただし、予算は有限です。先に何を整えるかは、国籍ではなく、困っている順に決めたい。</w:t>
+        <w:t>一つだけ、今、言えます。助けを求める声に、国籍を尋ねる余裕は、ありません。ただし予算は有限です。先に何を整えるかは、国籍ではなく、困っている順に決めたい。</w:t>
       </w:r>
     </w:p>
     <w:p>
@@ -3423,7 +3423,7 @@
           <w:i w:val="0"/>
           <w:sz w:val="22"/>
         </w:rPr>
-        <w:t>それが、君の答えか。</w:t>
+        <w:t>それが君の答えか。</w:t>
       </w:r>
     </w:p>
     <w:p>
@@ -3446,7 +3446,7 @@
           <w:i w:val="0"/>
           <w:sz w:val="22"/>
         </w:rPr>
-        <w:t>一部です。残りは、公開の席で。条件が二つあります。資料は、お互い、事前に出す。もう一つは、北辰地所の件を、あなたの口から、一言だけ、お願いしたい。</w:t>
+        <w:t>一部です。残りは公開の席で。条件が二つあります。資料はお互い、事前に出す。もう一つは北辰地所の件をあなたの口から、一言だけ、お願いしたい。</w:t>
       </w:r>
     </w:p>
     <w:p>
@@ -3515,7 +3515,7 @@
           <w:i w:val="0"/>
           <w:sz w:val="22"/>
         </w:rPr>
-        <w:t>いい。……考える。(紙コップの茶を、ひと息で飲み干す)君は、紙で勝つ。俺は、声で勝つ。一月のどこかで、どちらが遠くまで届くか、見てみよう。</w:t>
+        <w:t>いい。……考える。(紙コップの茶を、ひと息で飲み干す)君は紙で勝つ。俺は声で勝つ。一月のどこかで、どちらが遠くまで届くか、見てみよう。</w:t>
       </w:r>
     </w:p>
     <w:p>
@@ -3599,7 +3599,7 @@
           <w:i w:val="0"/>
           <w:sz w:val="22"/>
         </w:rPr>
-        <w:t>君のおやじさんの葬式に、俺は、香典だけを送った。行かなかった。……行かなかったのは、敵だったからじゃない。顔を出す資格が、なかったからだ。</w:t>
+        <w:t>君のおやじさんの葬式に、俺は香典だけを送った。行かなかった。……行かなかったのは、敵だったからじゃない。顔を出す資格が、なかったからだ。</w:t>
       </w:r>
     </w:p>
     <w:p>
@@ -3637,7 +3637,7 @@
           <w:i w:val="0"/>
           <w:sz w:val="22"/>
         </w:rPr>
-        <w:t>先生。あの方は、悪い人には、見えませんでした。</w:t>
+        <w:t>先生。あの方は悪い人には、見えませんでした。</w:t>
       </w:r>
     </w:p>
     <w:p>
@@ -3713,7 +3713,7 @@
           <w:i w:val="0"/>
           <w:sz w:val="22"/>
         </w:rPr>
-        <w:t>公開から二週間で、電話が三十七本です。「外国人の味方か」が十九、「三代目は黙れ」が九、あとは無言。全部、名前と時刻を控えました。</w:t>
+        <w:t>公開から二週間で、電話が三十七本です。「外国人の味方か」が十九、「三代目は黙れ」が九あとは無言。全部、名前と時刻を控えました。</w:t>
       </w:r>
     </w:p>
     <w:p>
@@ -3759,7 +3759,7 @@
           <w:i w:val="0"/>
           <w:sz w:val="22"/>
         </w:rPr>
-        <w:t>一本もありません。ただ、汐見のほうの電話が、一本。魚屋さんから。「ホアさんの名前を、ネットに書かれた」と。</w:t>
+        <w:t>一本もありません。ただ汐見のほうの電話が、一本。魚屋さんから。「ホアさんの名前を、ネットに書かれた」と。</w:t>
       </w:r>
     </w:p>
     <w:p>
@@ -3797,7 +3797,7 @@
           <w:i w:val="0"/>
           <w:sz w:val="22"/>
         </w:rPr>
-        <w:t>北辰地所は、「通常の寄附であり、特定の意図はない」。国民第一党は、「適法に報告済み。返金は検討中」。倉前後援会は、「令和七年分以降は受けない。過去分の取り扱いは確認中」です。三つとも、肯定も否定もしていません。</w:t>
+        <w:t>北辰地所は、「通常の寄附であり、特定の意図はない」。国民第一党は、「適法に報告済み。返金は検討中」。倉前後援会は、「令和七年分以降は受けない。過去分の取り扱いは確認中」です。三つとも肯定も否定もしていません。</w:t>
       </w:r>
     </w:p>
     <w:p>
@@ -3820,7 +3820,7 @@
           <w:i w:val="0"/>
           <w:sz w:val="22"/>
         </w:rPr>
-        <w:t>紙の上では、どなたも、お答えになっておりません。</w:t>
+        <w:t>紙の上では、どなたもお答えになっておりません。</w:t>
       </w:r>
     </w:p>
     <w:p>
@@ -3843,7 +3843,7 @@
           <w:i w:val="0"/>
           <w:sz w:val="22"/>
         </w:rPr>
-        <w:t>答えが出る前に、噂が先に走る。今夜も、どこかで、走っているんだと思う。</w:t>
+        <w:t>答えが出る前に、噂が先に走る。今夜もどこかで走っているんだと思う。</w:t>
       </w:r>
     </w:p>
     <w:p>
@@ -3858,7 +3858,7 @@
           <w:color w:val="555555"/>
           <w:sz w:val="22"/>
         </w:rPr>
-        <w:t>(灯が、手帳を開く。)</w:t>
+        <w:t>(灯が手帳を開く。)</w:t>
       </w:r>
     </w:p>
     <w:p>
@@ -3914,7 +3914,7 @@
           <w:i w:val="0"/>
           <w:sz w:val="22"/>
         </w:rPr>
-        <w:t>読み方に気をつけろ。「美しい言葉は嘘だ」と読むのは、乱暴だ。「飾った言葉の中に、誠が混じるとは限らない」だ。逆に、飾らない言葉が、誠とも限らない。</w:t>
+        <w:t>読み方に気をつけろ。「美しい言葉は嘘だ」と読むのは、乱暴だ。「飾った言葉の中に、誠が混じるとは限らない」だ。逆に飾らない言葉が、誠とも限らない。</w:t>
       </w:r>
     </w:p>
     <w:p>
@@ -4006,7 +4006,7 @@
           <w:i w:val="0"/>
           <w:sz w:val="22"/>
         </w:rPr>
-        <w:t>憲法二十一条一項。「集会、結社及び言論、出版その他一切の表現の自由は、これを保障する」。国が黙らせない、という条文だ。気に入らない言葉を、国に黙らせてもらう条文ではない。剣持氏に、言う権利はある。君にも、それに言い返す権利がある。言い返す場所を、自分で用意できるかどうかだ。</w:t>
+        <w:t>憲法二十一条一項。「集会、結社及び言論、出版その他一切の表現の自由は、これを保障する」。国が黙らせない、という条文だ。気に入らない言葉を、国に黙らせてもらう条文ではない。剣持氏に言う権利はある。君にもそれに言い返す権利がある。言い返す場所を、自分で用意できるかどうかだ。</w:t>
       </w:r>
     </w:p>
     <w:p>
@@ -4021,7 +4021,7 @@
           <w:color w:val="555555"/>
           <w:sz w:val="22"/>
         </w:rPr>
-        <w:t>(榊が、小机から立ち上がり、遼の前に立つ。)</w:t>
+        <w:t>(榊が小机から立ち上がり、遼の前に立つ。)</w:t>
       </w:r>
     </w:p>
     <w:p>
@@ -4113,7 +4113,7 @@
           <w:i w:val="0"/>
           <w:sz w:val="22"/>
         </w:rPr>
-        <w:t>収まったが、短すぎて、取りこぼすものがある。</w:t>
+        <w:t>収まったが短すぎて、取りこぼすものがある。</w:t>
       </w:r>
     </w:p>
     <w:p>
@@ -4136,7 +4136,7 @@
           <w:i w:val="0"/>
           <w:sz w:val="22"/>
         </w:rPr>
-        <w:t>取りこぼした分は、紙に書けばよろしゅうございます。三十秒で言えないことは、三十分かけなければ、言えません。ただ、三十分の前に、三十秒はいる、と存じます。</w:t>
+        <w:t>取りこぼした分は、紙に書けばよろしゅうございます。三十秒で言えないことは、三十分かけなければ、言えません。ただ三十分の前に三十秒はいる、と存じます。</w:t>
       </w:r>
     </w:p>
     <w:p>
@@ -4151,7 +4151,7 @@
           <w:color w:val="555555"/>
           <w:sz w:val="22"/>
         </w:rPr>
-        <w:t>(三浦が、鉄瓶の湯を足す。鉄瓶の煙が一本、細く立つ。)</w:t>
+        <w:t>(三浦が鉄瓶の湯を足す。鉄瓶の煙が一本、細く立つ。)</w:t>
       </w:r>
     </w:p>
     <w:p>
@@ -4196,7 +4196,7 @@
           <w:color w:val="555555"/>
           <w:sz w:val="22"/>
         </w:rPr>
-        <w:t>(隣の席の老いた女性が、遼を見て、ひそひそと隣に話す。榊は同行していない。灯が、通路を挟んだ席で、帽子をかぶっている。)</w:t>
+        <w:t>(隣の席の老いた女性が、遼を見て、ひそひそと隣に話す。榊は同行していない。灯が通路を挟んだ席で、帽子をかぶっている。)</w:t>
       </w:r>
     </w:p>
     <w:p>
@@ -4234,7 +4234,7 @@
           <w:i w:val="0"/>
           <w:sz w:val="22"/>
         </w:rPr>
-        <w:t>奥浜は、人口が減ります。減るからこそ、産業団地を中心に、企業を呼ばなければならない。その国との太いパイプが、倉前先生です。</w:t>
+        <w:t>奥浜は人口が減ります。減るからこそ、産業団地を中心に、企業を呼ばなければならない。その国との太いパイプが、倉前先生です。</w:t>
       </w:r>
     </w:p>
     <w:p>
@@ -4249,7 +4249,7 @@
           <w:color w:val="555555"/>
           <w:sz w:val="22"/>
         </w:rPr>
-        <w:t>(拍手。遼は膝の上で、赤鉛筆の端を、そっと握る。団地の名前は、知事の口から一度も出ない。北辰地所の名も出ない。)</w:t>
+        <w:t>(拍手。遼は膝の上で赤鉛筆の端を、そっと握る。団地の名前は、知事の口から一度も出ない。北辰地所の名も出ない。)</w:t>
       </w:r>
     </w:p>
     <w:p>
@@ -4287,7 +4287,7 @@
           <w:i w:val="0"/>
           <w:sz w:val="22"/>
         </w:rPr>
-        <w:t>先日、私の後援会への寄附のことで、ご質問をいただいた。公表された資料のとおり、確認中です。私の帳簿は、見たい人は、いつでも見てください。剣持さんのことも、批判はしません。称賛もしません。今日は、私の党員の皆さんに話します。</w:t>
+        <w:t>先日、私の後援会への寄附のことで、ご質問をいただいた。公表された資料のとおり、確認中です。私の帳簿は見たい人は、いつでも見てください。剣持さんのことも、批判はしません。称賛もしません。今日は私の党員の皆さんに話します。</w:t>
       </w:r>
     </w:p>
     <w:p>
@@ -4302,7 +4302,7 @@
           <w:color w:val="555555"/>
           <w:sz w:val="22"/>
         </w:rPr>
-        <w:t>(ざわめき。拍手が、遅れて広がる。倉前は、一般席のほうに視線を向け、短く、遼に頷く。遼は、座ったまま、頭を下げる。)</w:t>
+        <w:t>(ざわめき。拍手が遅れて広がる。倉前は一般席のほうに視線を向け、短く、遼に頷く。遼は座ったまま、頭を下げる。)</w:t>
       </w:r>
     </w:p>
     <w:p>
@@ -4472,7 +4472,7 @@
           <w:color w:val="555555"/>
           <w:sz w:val="22"/>
         </w:rPr>
-        <w:t>(石動は、玄関のほうへ去る。灯が帽子を脱ぎ、遼の隣に並ぶ。)</w:t>
+        <w:t>(石動は玄関のほうへ去る。灯が帽子を脱ぎ、遼の隣に並ぶ。)</w:t>
       </w:r>
     </w:p>
     <w:p>
@@ -4495,7 +4495,7 @@
           <w:i w:val="0"/>
           <w:sz w:val="22"/>
         </w:rPr>
-        <w:t>先生。お顔が、いつもより、静かでした。</w:t>
+        <w:t>先生。お顔がいつもより、静かでした。</w:t>
       </w:r>
     </w:p>
     <w:p>
@@ -4518,7 +4518,7 @@
           <w:i w:val="0"/>
           <w:sz w:val="22"/>
         </w:rPr>
-        <w:t>静かにしていないと、顔に出る。今日は、使わなかった。隠さないのは、明日以降だ。</w:t>
+        <w:t>静かにしていないと、顔に出る。今日は使わなかった。隠さないのは、明日以降だ。</w:t>
       </w:r>
     </w:p>
     <w:p>
@@ -4548,7 +4548,7 @@
           <w:color w:val="555555"/>
           <w:sz w:val="22"/>
         </w:rPr>
-        <w:t>(2024年12月27日(金)午後五時。事務所の窓に、薄い雪。壁の日めくりが、あと四枚。灯が、年内最後の手帳の頁を閉じる。机の上に、封書が一通。国民第一党の便箋である。)</w:t>
+        <w:t>(2024年12月27日(金)午後五時。事務所の窓に、薄い雪。壁の日めくりが、あと四枚。灯が年内最後の手帳の頁を閉じる。机の上に、封書が一通。国民第一党の便箋である。)</w:t>
       </w:r>
     </w:p>
     <w:p>
@@ -4609,7 +4609,7 @@
           <w:i w:val="0"/>
           <w:sz w:val="22"/>
         </w:rPr>
-        <w:t>「資料は、事前に出す。北辰地所の件は、討論の冒頭で、俺が自分の口から言う。ただし、日時は総裁選のあとにしてもらう。今は、あんたの戦いだ。」……(便箋を置く)</w:t>
+        <w:t>「資料は事前に出す。北辰地所の件は、討論の冒頭で、俺が自分の口から言う。ただし、日時は総裁選のあとにしてもらう。今はあんたの戦いだ。」……(便箋を置く)</w:t>
       </w:r>
     </w:p>
     <w:p>
@@ -4693,7 +4693,7 @@
           <w:i w:val="0"/>
           <w:sz w:val="22"/>
         </w:rPr>
-        <w:t>一杯目は、榊さんです。今年、この机の隣に、いちばん長く座っていた方ですから。</w:t>
+        <w:t>一杯目は榊さんです。今年、この机の隣に、いちばん長く座っていた方ですから。</w:t>
       </w:r>
     </w:p>
     <w:p>
@@ -4731,7 +4731,7 @@
           <w:color w:val="555555"/>
           <w:sz w:val="22"/>
         </w:rPr>
-        <w:t>(灯が、手帳の最後の頁に、鉛筆で一行を書く。)</w:t>
+        <w:t>(灯が手帳の最後の頁に、鉛筆で一行を書く。)</w:t>
       </w:r>
     </w:p>
     <w:p>
@@ -4754,7 +4754,7 @@
           <w:i w:val="0"/>
           <w:sz w:val="22"/>
         </w:rPr>
-        <w:t>十二月三十日から一月三日まで、事務所は休みです。一月十日の金曜、午後七時から、党の選管主催の三候補の公開討論会。司会は、幹事社の森下さんです。</w:t>
+        <w:t>十二月三十日から一月三日まで、事務所は休みです。一月十日の金曜、午後七時から、党の選管主催の三候補の公開討論会。司会は幹事社の森下さんです。</w:t>
       </w:r>
     </w:p>
     <w:p>
@@ -4792,7 +4792,7 @@
           <w:color w:val="555555"/>
           <w:sz w:val="22"/>
         </w:rPr>
-        <w:t>(三浦が、棚の端の、白い湯呑みを、柚木の湯呑みの隣に揃えて立て直す。)</w:t>
+        <w:t>(三浦が棚の端の白い湯呑みを、柚木の湯呑みの隣に揃えて立て直す。)</w:t>
       </w:r>
     </w:p>
     <w:p>
